--- a/Defi_nitivo/Relazione.docx
+++ b/Defi_nitivo/Relazione.docx
@@ -4,18 +4,17 @@
   <w:body>
     <w:p>
       <w:pPr>
+        <w:pStyle w:val="Titolo"/>
         <w:jc w:val="center"/>
-        <w:rPr>
-          <w:sz w:val="48"/>
-          <w:szCs w:val="48"/>
-        </w:rPr>
-      </w:pPr>
-      <w:r>
-        <w:rPr>
-          <w:sz w:val="48"/>
-          <w:szCs w:val="48"/>
-        </w:rPr>
-        <w:t>Analisi in frequenza di brani musicali campionati</w:t>
+      </w:pPr>
+      <w:r>
+        <w:t xml:space="preserve">Analisi in frequenza di brani </w:t>
+      </w:r>
+      <w:r>
+        <w:br/>
+      </w:r>
+      <w:r>
+        <w:t>musicali campionati</w:t>
       </w:r>
     </w:p>
     <w:p>
@@ -290,26 +289,55 @@
           <w:rFonts w:eastAsiaTheme="minorEastAsia"/>
           <w:iCs/>
         </w:rPr>
-        <w:t>La DFT può essere intesa come una versione discreta della Trasformata di Fourier del Tempo Discreto (DTFT). Mentre la DTFT è una trasformata continua nel dominio delle frequenze, la DFT considera solo un insieme finito di frequenze equispaziate</w:t>
-      </w:r>
-    </w:p>
-    <w:p>
-      <w:pPr>
-        <w:rPr>
-          <w:rFonts w:eastAsiaTheme="minorEastAsia"/>
-          <w:b/>
-          <w:bCs/>
-          <w:iCs/>
-        </w:rPr>
-      </w:pPr>
-      <w:r>
-        <w:rPr>
-          <w:rFonts w:eastAsiaTheme="minorEastAsia"/>
-          <w:b/>
-          <w:bCs/>
-          <w:iCs/>
-        </w:rPr>
-        <w:t>2.2 Fast Fourier Transform (FFT)</w:t>
+        <w:t xml:space="preserve">La DFT può essere intesa come una versione discreta della Trasformata di Fourier del Tempo Discreto (DTFT). Mentre la DTFT è una trasformata continua nel dominio delle frequenze, la DFT considera solo un insieme finito di frequenze </w:t>
+      </w:r>
+      <w:proofErr w:type="spellStart"/>
+      <w:r>
+        <w:rPr>
+          <w:rFonts w:eastAsiaTheme="minorEastAsia"/>
+          <w:iCs/>
+        </w:rPr>
+        <w:t>equispaziate</w:t>
+      </w:r>
+      <w:proofErr w:type="spellEnd"/>
+    </w:p>
+    <w:p>
+      <w:pPr>
+        <w:rPr>
+          <w:rFonts w:eastAsiaTheme="minorEastAsia"/>
+          <w:b/>
+          <w:bCs/>
+          <w:iCs/>
+        </w:rPr>
+      </w:pPr>
+      <w:r>
+        <w:rPr>
+          <w:rFonts w:eastAsiaTheme="minorEastAsia"/>
+          <w:b/>
+          <w:bCs/>
+          <w:iCs/>
+        </w:rPr>
+        <w:t xml:space="preserve">2.2 Fast Fourier </w:t>
+      </w:r>
+      <w:proofErr w:type="spellStart"/>
+      <w:r>
+        <w:rPr>
+          <w:rFonts w:eastAsiaTheme="minorEastAsia"/>
+          <w:b/>
+          <w:bCs/>
+          <w:iCs/>
+        </w:rPr>
+        <w:t>Transform</w:t>
+      </w:r>
+      <w:proofErr w:type="spellEnd"/>
+      <w:r>
+        <w:rPr>
+          <w:rFonts w:eastAsiaTheme="minorEastAsia"/>
+          <w:b/>
+          <w:bCs/>
+          <w:iCs/>
+        </w:rPr>
+        <w:t xml:space="preserve"> (FFT)</w:t>
       </w:r>
     </w:p>
     <w:p>
@@ -739,9 +767,11 @@
       <w:r>
         <w:t xml:space="preserve"> I due brani da noi selezionati sono ‘</w:t>
       </w:r>
+      <w:proofErr w:type="spellStart"/>
       <w:r>
         <w:t>Fuel</w:t>
       </w:r>
+      <w:proofErr w:type="spellEnd"/>
       <w:r>
         <w:t>’</w:t>
       </w:r>
@@ -753,7 +783,19 @@
         <w:t xml:space="preserve"> </w:t>
       </w:r>
       <w:r>
-        <w:t>dei Metallica e la colonna sonora dei Pirati dei Caraibi. Entrambi i brani hanno una frequenza di campionamento di 44100.</w:t>
+        <w:t>dei Metallica e</w:t>
+      </w:r>
+      <w:r>
+        <w:t xml:space="preserve"> ‘Samson and Delilah’ di Saint-Saens</w:t>
+      </w:r>
+      <w:r>
+        <w:t xml:space="preserve">. </w:t>
+      </w:r>
+      <w:r>
+        <w:t>Il primo brano ha una frequenza di campionamento di 44100, mentre il secondo di 48000</w:t>
+      </w:r>
+      <w:r>
+        <w:t>.</w:t>
       </w:r>
     </w:p>
     <w:p>
@@ -874,12 +916,148 @@
           </wp:inline>
         </w:drawing>
       </w:r>
+    </w:p>
+    <w:p>
+      <w:pPr>
+        <w:tabs>
+          <w:tab w:val="left" w:pos="5572"/>
+        </w:tabs>
+        <w:rPr>
+          <w:rFonts w:eastAsiaTheme="minorEastAsia"/>
+          <w:iCs/>
+        </w:rPr>
+      </w:pPr>
+      <w:r>
+        <w:rPr>
+          <w:rFonts w:eastAsiaTheme="minorEastAsia"/>
+          <w:iCs/>
+        </w:rPr>
+        <w:t>Questa funzione crea la matrice di trasformazione (H) che viene poi applicata al vettore di campioni in input. Il risultato è un vettore riga</w:t>
+      </w:r>
+      <w:r>
+        <w:rPr>
+          <w:rFonts w:eastAsiaTheme="minorEastAsia"/>
+          <w:iCs/>
+        </w:rPr>
+        <w:t>, della stessa dimensione del vettore in ingresso,</w:t>
+      </w:r>
+      <w:r>
+        <w:rPr>
+          <w:rFonts w:eastAsiaTheme="minorEastAsia"/>
+          <w:iCs/>
+        </w:rPr>
+        <w:t xml:space="preserve"> con i </w:t>
+      </w:r>
+      <w:r>
+        <w:rPr>
+          <w:rFonts w:eastAsiaTheme="minorEastAsia"/>
+          <w:iCs/>
+        </w:rPr>
+        <w:t>valori della trasformata.</w:t>
+      </w:r>
       <w:r>
         <w:rPr>
           <w:rFonts w:eastAsiaTheme="minorEastAsia"/>
           <w:iCs/>
         </w:rPr>
         <w:br/>
+        <w:t xml:space="preserve">La funzione implementata in questo modo è molto efficiente, ma applicabile solo alle finestre di tempo da 0.5 secondi. Questo perché la matrice </w:t>
+      </w:r>
+      <w:r>
+        <w:rPr>
+          <w:rFonts w:eastAsiaTheme="minorEastAsia"/>
+          <w:iCs/>
+        </w:rPr>
+        <w:t>di trasformazione</w:t>
+      </w:r>
+      <w:r>
+        <w:rPr>
+          <w:rFonts w:eastAsiaTheme="minorEastAsia"/>
+          <w:iCs/>
+        </w:rPr>
+        <w:t xml:space="preserve"> ha dimensione </w:t>
+      </w:r>
+      <w:proofErr w:type="spellStart"/>
+      <w:r>
+        <w:rPr>
+          <w:rFonts w:eastAsiaTheme="minorEastAsia"/>
+          <w:iCs/>
+        </w:rPr>
+        <w:t>NxN</w:t>
+      </w:r>
+      <w:proofErr w:type="spellEnd"/>
+      <w:r>
+        <w:rPr>
+          <w:rFonts w:eastAsiaTheme="minorEastAsia"/>
+          <w:iCs/>
+        </w:rPr>
+        <w:t xml:space="preserve"> e ogni </w:t>
+      </w:r>
+      <w:r>
+        <w:rPr>
+          <w:rFonts w:eastAsiaTheme="minorEastAsia"/>
+          <w:iCs/>
+        </w:rPr>
+        <w:lastRenderedPageBreak/>
+        <w:t xml:space="preserve">coppia di indici </w:t>
+      </w:r>
+      <w:proofErr w:type="spellStart"/>
+      <w:r>
+        <w:rPr>
+          <w:rFonts w:eastAsiaTheme="minorEastAsia"/>
+          <w:iCs/>
+        </w:rPr>
+        <w:t>ij</w:t>
+      </w:r>
+      <w:proofErr w:type="spellEnd"/>
+      <w:r>
+        <w:rPr>
+          <w:rFonts w:eastAsiaTheme="minorEastAsia"/>
+          <w:iCs/>
+        </w:rPr>
+        <w:t xml:space="preserve"> </w:t>
+      </w:r>
+      <w:r>
+        <w:rPr>
+          <w:rFonts w:eastAsiaTheme="minorEastAsia"/>
+          <w:iCs/>
+        </w:rPr>
+        <w:t>rappresenta due</w:t>
+      </w:r>
+      <w:r>
+        <w:rPr>
+          <w:rFonts w:eastAsiaTheme="minorEastAsia"/>
+          <w:iCs/>
+        </w:rPr>
+        <w:t xml:space="preserve"> numer</w:t>
+      </w:r>
+      <w:r>
+        <w:rPr>
+          <w:rFonts w:eastAsiaTheme="minorEastAsia"/>
+          <w:iCs/>
+        </w:rPr>
+        <w:t>i</w:t>
+      </w:r>
+      <w:r>
+        <w:rPr>
+          <w:rFonts w:eastAsiaTheme="minorEastAsia"/>
+          <w:iCs/>
+        </w:rPr>
+        <w:t xml:space="preserve"> di tipo double (</w:t>
+      </w:r>
+      <w:r>
+        <w:rPr>
+          <w:rFonts w:eastAsiaTheme="minorEastAsia"/>
+          <w:iCs/>
+        </w:rPr>
+        <w:t>uno per la parte reale e uno per la parte immaginaria, 16 byte</w:t>
+      </w:r>
+      <w:r>
+        <w:rPr>
+          <w:rFonts w:eastAsiaTheme="minorEastAsia"/>
+          <w:iCs/>
+        </w:rPr>
+        <w:t xml:space="preserve">), perciò richiede una grande allocazione di memoria. </w:t>
       </w:r>
     </w:p>
     <w:p>
@@ -891,43 +1069,14 @@
           <w:rFonts w:eastAsiaTheme="minorEastAsia"/>
           <w:iCs/>
         </w:rPr>
-      </w:pPr>
-      <w:r>
-        <w:rPr>
-          <w:rFonts w:eastAsiaTheme="minorEastAsia"/>
-          <w:iCs/>
-        </w:rPr>
-        <w:t>Questa funzione crea la matrice di trasformazione (H) che viene poi applicata al vettore di campioni in input. Il risultato è un vettore riga</w:t>
-      </w:r>
-      <w:r>
-        <w:rPr>
-          <w:rFonts w:eastAsiaTheme="minorEastAsia"/>
-          <w:iCs/>
-        </w:rPr>
-        <w:t>, della stessa dimensione del vettore in ingresso,</w:t>
-      </w:r>
-      <w:r>
-        <w:rPr>
-          <w:rFonts w:eastAsiaTheme="minorEastAsia"/>
-          <w:iCs/>
-        </w:rPr>
-        <w:t xml:space="preserve"> con i </w:t>
-      </w:r>
-      <w:r>
-        <w:rPr>
-          <w:rFonts w:eastAsiaTheme="minorEastAsia"/>
-          <w:iCs/>
-        </w:rPr>
-        <w:t>valori della trasformata.</w:t>
-      </w:r>
-      <w:r>
-        <w:rPr>
-          <w:rFonts w:eastAsiaTheme="minorEastAsia"/>
-          <w:iCs/>
-        </w:rPr>
-        <w:br/>
-        <w:t xml:space="preserve">La funzione implementata in questo modo è molto efficiente, ma applicabile solo alle finestre di tempo da 0.5 secondi. Questo perché la matrice H ha dimensione NxN e ogni coppia di indici ij è un numero di tipo double (8 byte), perciò richiede una grande allocazione di memoria. </w:t>
-      </w:r>
+        <w:sectPr>
+          <w:footerReference w:type="default" r:id="rId8"/>
+          <w:pgSz w:w="11906" w:h="16838"/>
+          <w:pgMar w:top="907" w:right="907" w:bottom="907" w:left="907" w:header="709" w:footer="709" w:gutter="0"/>
+          <w:cols w:space="708"/>
+          <w:docGrid w:linePitch="360"/>
+        </w:sectPr>
+      </w:pPr>
     </w:p>
     <w:p>
       <w:pPr>
@@ -944,15 +1093,7 @@
           <w:rFonts w:eastAsiaTheme="minorEastAsia"/>
           <w:iCs/>
         </w:rPr>
-        <w:lastRenderedPageBreak/>
-        <w:t>Per una finestra di campionamento di 0.5 secondi si ha</w:t>
-      </w:r>
-      <w:r>
-        <w:rPr>
-          <w:rFonts w:eastAsiaTheme="minorEastAsia"/>
-          <w:iCs/>
-        </w:rPr>
-        <w:t xml:space="preserve"> </w:t>
+        <w:t>Per una finestra di campionamento di 0.5 secondi</w:t>
       </w:r>
       <w:r>
         <w:rPr>
@@ -999,7 +1140,7 @@
           <w:rPr>
             <w:rFonts w:ascii="Cambria Math" w:eastAsiaTheme="minorEastAsia" w:hAnsi="Cambria Math"/>
           </w:rPr>
-          <m:t>∙8=</m:t>
+          <m:t>∙16=</m:t>
         </m:r>
         <m:sSup>
           <m:sSupPr>
@@ -1032,7 +1173,7 @@
           <w:rPr>
             <w:rFonts w:ascii="Cambria Math" w:eastAsiaTheme="minorEastAsia" w:hAnsi="Cambria Math"/>
           </w:rPr>
-          <m:t>∙8≅3.89GB</m:t>
+          <m:t>∙16≅7.78GB</m:t>
         </m:r>
       </m:oMath>
       <w:r>
@@ -1115,7 +1256,7 @@
           <w:rPr>
             <w:rFonts w:ascii="Cambria Math" w:eastAsiaTheme="minorEastAsia" w:hAnsi="Cambria Math"/>
           </w:rPr>
-          <m:t>∙8=</m:t>
+          <m:t>∙16=</m:t>
         </m:r>
         <m:sSup>
           <m:sSupPr>
@@ -1148,7 +1289,7 @@
           <w:rPr>
             <w:rFonts w:ascii="Cambria Math" w:eastAsiaTheme="minorEastAsia" w:hAnsi="Cambria Math"/>
           </w:rPr>
-          <m:t>∙8≅15.5GB</m:t>
+          <m:t>∙16≅31.1GB</m:t>
         </m:r>
       </m:oMath>
       <w:r>
@@ -1175,9 +1316,76 @@
     </w:p>
     <w:p>
       <w:pPr>
+        <w:pStyle w:val="Paragrafoelenco"/>
+        <w:numPr>
+          <w:ilvl w:val="0"/>
+          <w:numId w:val="4"/>
+        </w:numPr>
         <w:tabs>
           <w:tab w:val="left" w:pos="5572"/>
         </w:tabs>
+        <w:spacing w:after="0"/>
+        <w:ind w:left="357" w:hanging="357"/>
+        <w:rPr>
+          <w:rFonts w:eastAsiaTheme="minorEastAsia"/>
+          <w:iCs/>
+        </w:rPr>
+      </w:pPr>
+      <w:r>
+        <w:rPr>
+          <w:rFonts w:eastAsiaTheme="minorEastAsia"/>
+          <w:iCs/>
+          <w:sz w:val="22"/>
+          <w:szCs w:val="22"/>
+        </w:rPr>
+        <w:t xml:space="preserve"> Esempio per Fs=44100</w:t>
+      </w:r>
+    </w:p>
+    <w:p>
+      <w:pPr>
+        <w:tabs>
+          <w:tab w:val="left" w:pos="5572"/>
+        </w:tabs>
+        <w:rPr>
+          <w:rFonts w:eastAsiaTheme="minorEastAsia"/>
+          <w:iCs/>
+        </w:rPr>
+      </w:pPr>
+    </w:p>
+    <w:p>
+      <w:pPr>
+        <w:tabs>
+          <w:tab w:val="left" w:pos="5572"/>
+        </w:tabs>
+        <w:rPr>
+          <w:rFonts w:eastAsiaTheme="minorEastAsia"/>
+          <w:iCs/>
+        </w:rPr>
+      </w:pPr>
+    </w:p>
+    <w:p>
+      <w:pPr>
+        <w:tabs>
+          <w:tab w:val="left" w:pos="5572"/>
+        </w:tabs>
+        <w:rPr>
+          <w:rFonts w:eastAsiaTheme="minorEastAsia"/>
+          <w:iCs/>
+        </w:rPr>
+        <w:sectPr>
+          <w:type w:val="continuous"/>
+          <w:pgSz w:w="11906" w:h="16838"/>
+          <w:pgMar w:top="907" w:right="907" w:bottom="907" w:left="907" w:header="709" w:footer="709" w:gutter="0"/>
+          <w:cols w:num="2" w:space="708"/>
+          <w:docGrid w:linePitch="360"/>
+        </w:sectPr>
+      </w:pPr>
+    </w:p>
+    <w:p>
+      <w:pPr>
+        <w:tabs>
+          <w:tab w:val="left" w:pos="5572"/>
+        </w:tabs>
         <w:rPr>
           <w:rFonts w:eastAsiaTheme="minorEastAsia"/>
           <w:iCs/>
@@ -1202,7 +1410,21 @@
           <w:rFonts w:eastAsiaTheme="minorEastAsia"/>
           <w:iCs/>
         </w:rPr>
-        <w:t xml:space="preserve"> un vettore sui valori della variabile </w:t>
+        <w:t xml:space="preserve"> un vettore </w:t>
+      </w:r>
+      <w:r>
+        <w:rPr>
+          <w:rFonts w:eastAsiaTheme="minorEastAsia"/>
+          <w:iCs/>
+        </w:rPr>
+        <w:t>con i</w:t>
+      </w:r>
+      <w:r>
+        <w:rPr>
+          <w:rFonts w:eastAsiaTheme="minorEastAsia"/>
+          <w:iCs/>
+        </w:rPr>
+        <w:t xml:space="preserve"> valori della variabile </w:t>
       </w:r>
       <w:r>
         <w:rPr>
@@ -1268,7 +1490,7 @@
                     <pic:cNvPicPr/>
                   </pic:nvPicPr>
                   <pic:blipFill>
-                    <a:blip r:embed="rId8">
+                    <a:blip r:embed="rId9">
                       <a:extLst>
                         <a:ext uri="{28A0092B-C50C-407E-A947-70E740481C1C}">
                           <a14:useLocalDpi xmlns:a14="http://schemas.microsoft.com/office/drawing/2010/main" val="0"/>
@@ -1379,6 +1601,136 @@
         </w:tabs>
         <w:rPr>
           <w:rFonts w:eastAsiaTheme="minorEastAsia"/>
+          <w:iCs/>
+        </w:rPr>
+      </w:pPr>
+      <w:r>
+        <w:rPr>
+          <w:rFonts w:eastAsiaTheme="minorEastAsia"/>
+          <w:iCs/>
+        </w:rPr>
+        <w:t xml:space="preserve">Per ogni intervallo temporale abbiamo creato </w:t>
+      </w:r>
+      <w:r>
+        <w:rPr>
+          <w:rFonts w:eastAsiaTheme="minorEastAsia"/>
+          <w:iCs/>
+        </w:rPr>
+        <w:t>due</w:t>
+      </w:r>
+      <w:r>
+        <w:rPr>
+          <w:rFonts w:eastAsiaTheme="minorEastAsia"/>
+          <w:iCs/>
+        </w:rPr>
+        <w:t xml:space="preserve"> grafic</w:t>
+      </w:r>
+      <w:r>
+        <w:rPr>
+          <w:rFonts w:eastAsiaTheme="minorEastAsia"/>
+          <w:iCs/>
+        </w:rPr>
+        <w:t>i</w:t>
+      </w:r>
+      <w:r>
+        <w:rPr>
+          <w:rFonts w:eastAsiaTheme="minorEastAsia"/>
+          <w:iCs/>
+        </w:rPr>
+        <w:t xml:space="preserve"> dell’energia del segnale</w:t>
+      </w:r>
+      <w:r>
+        <w:rPr>
+          <w:rFonts w:eastAsiaTheme="minorEastAsia"/>
+          <w:iCs/>
+        </w:rPr>
+        <w:t>, uno con l’asse delle ordinate in scala lineare e uno in scala logaritmica.</w:t>
+      </w:r>
+    </w:p>
+    <w:p>
+      <w:pPr>
+        <w:tabs>
+          <w:tab w:val="left" w:pos="5572"/>
+        </w:tabs>
+        <w:rPr>
+          <w:rFonts w:eastAsiaTheme="minorEastAsia"/>
+          <w:iCs/>
+        </w:rPr>
+      </w:pPr>
+      <w:r>
+        <w:rPr>
+          <w:rFonts w:eastAsiaTheme="minorEastAsia"/>
+          <w:iCs/>
+          <w:noProof/>
+        </w:rPr>
+        <w:drawing>
+          <wp:inline distT="0" distB="0" distL="0" distR="0" wp14:anchorId="6EF32A48" wp14:editId="78450F5E">
+            <wp:extent cx="6408420" cy="1633855"/>
+            <wp:effectExtent l="0" t="0" r="0" b="4445"/>
+            <wp:docPr id="486745072" name="Immagine 1"/>
+            <wp:cNvGraphicFramePr>
+              <a:graphicFrameLocks xmlns:a="http://schemas.openxmlformats.org/drawingml/2006/main" noChangeAspect="1"/>
+            </wp:cNvGraphicFramePr>
+            <a:graphic xmlns:a="http://schemas.openxmlformats.org/drawingml/2006/main">
+              <a:graphicData uri="http://schemas.openxmlformats.org/drawingml/2006/picture">
+                <pic:pic xmlns:pic="http://schemas.openxmlformats.org/drawingml/2006/picture">
+                  <pic:nvPicPr>
+                    <pic:cNvPr id="486745072" name="Immagine 486745072"/>
+                    <pic:cNvPicPr/>
+                  </pic:nvPicPr>
+                  <pic:blipFill>
+                    <a:blip r:embed="rId10">
+                      <a:extLst>
+                        <a:ext uri="{28A0092B-C50C-407E-A947-70E740481C1C}">
+                          <a14:useLocalDpi xmlns:a14="http://schemas.microsoft.com/office/drawing/2010/main" val="0"/>
+                        </a:ext>
+                      </a:extLst>
+                    </a:blip>
+                    <a:stretch>
+                      <a:fillRect/>
+                    </a:stretch>
+                  </pic:blipFill>
+                  <pic:spPr>
+                    <a:xfrm>
+                      <a:off x="0" y="0"/>
+                      <a:ext cx="6408420" cy="1633855"/>
+                    </a:xfrm>
+                    <a:prstGeom prst="rect">
+                      <a:avLst/>
+                    </a:prstGeom>
+                  </pic:spPr>
+                </pic:pic>
+              </a:graphicData>
+            </a:graphic>
+          </wp:inline>
+        </w:drawing>
+      </w:r>
+    </w:p>
+    <w:p>
+      <w:pPr>
+        <w:tabs>
+          <w:tab w:val="left" w:pos="5572"/>
+        </w:tabs>
+        <w:rPr>
+          <w:rFonts w:eastAsiaTheme="minorEastAsia"/>
+          <w:iCs/>
+        </w:rPr>
+      </w:pPr>
+      <w:r>
+        <w:rPr>
+          <w:rFonts w:eastAsiaTheme="minorEastAsia"/>
+          <w:iCs/>
+        </w:rPr>
+        <w:t xml:space="preserve">Abbiamo prima creato la matrice x (vettore contenente tutti i campioni dei 30 secondi di brano caricati dal file audio). </w:t>
+      </w:r>
+    </w:p>
+    <w:p>
+      <w:pPr>
+        <w:tabs>
+          <w:tab w:val="left" w:pos="5572"/>
+        </w:tabs>
+        <w:rPr>
+          <w:rFonts w:eastAsiaTheme="minorEastAsia"/>
           <w:b/>
           <w:bCs/>
           <w:iCs/>
@@ -1479,6 +1831,7 @@
           <w:bCs/>
           <w:iCs/>
         </w:rPr>
+        <w:lastRenderedPageBreak/>
         <w:t>4.3 Confronto tra diverse finestre temporali</w:t>
       </w:r>
     </w:p>
@@ -1543,7 +1896,7 @@
       </w:r>
     </w:p>
     <w:sectPr>
-      <w:footerReference w:type="default" r:id="rId9"/>
+      <w:type w:val="continuous"/>
       <w:pgSz w:w="11906" w:h="16838"/>
       <w:pgMar w:top="907" w:right="907" w:bottom="907" w:left="907" w:header="709" w:footer="709" w:gutter="0"/>
       <w:cols w:space="708"/>
@@ -1761,6 +2114,120 @@
     </w:lvl>
   </w:abstractNum>
   <w:abstractNum w:abstractNumId="1" w15:restartNumberingAfterBreak="0">
+    <w:nsid w:val="1B703D47"/>
+    <w:multiLevelType w:val="hybridMultilevel"/>
+    <w:tmpl w:val="DE02AC54"/>
+    <w:lvl w:ilvl="0" w:tplc="959CF42A">
+      <w:start w:val="1"/>
+      <w:numFmt w:val="bullet"/>
+      <w:suff w:val="nothing"/>
+      <w:lvlText w:val=""/>
+      <w:lvlJc w:val="left"/>
+      <w:pPr>
+        <w:ind w:left="170" w:firstLine="190"/>
+      </w:pPr>
+      <w:rPr>
+        <w:rFonts w:ascii="Wingdings" w:hAnsi="Wingdings" w:hint="default"/>
+      </w:rPr>
+    </w:lvl>
+    <w:lvl w:ilvl="1" w:tplc="04100003" w:tentative="1">
+      <w:start w:val="1"/>
+      <w:numFmt w:val="bullet"/>
+      <w:lvlText w:val="o"/>
+      <w:lvlJc w:val="left"/>
+      <w:pPr>
+        <w:ind w:left="1440" w:hanging="360"/>
+      </w:pPr>
+      <w:rPr>
+        <w:rFonts w:ascii="Courier New" w:hAnsi="Courier New" w:cs="Courier New" w:hint="default"/>
+      </w:rPr>
+    </w:lvl>
+    <w:lvl w:ilvl="2" w:tplc="04100005" w:tentative="1">
+      <w:start w:val="1"/>
+      <w:numFmt w:val="bullet"/>
+      <w:lvlText w:val=""/>
+      <w:lvlJc w:val="left"/>
+      <w:pPr>
+        <w:ind w:left="2160" w:hanging="360"/>
+      </w:pPr>
+      <w:rPr>
+        <w:rFonts w:ascii="Wingdings" w:hAnsi="Wingdings" w:hint="default"/>
+      </w:rPr>
+    </w:lvl>
+    <w:lvl w:ilvl="3" w:tplc="04100001" w:tentative="1">
+      <w:start w:val="1"/>
+      <w:numFmt w:val="bullet"/>
+      <w:lvlText w:val=""/>
+      <w:lvlJc w:val="left"/>
+      <w:pPr>
+        <w:ind w:left="2880" w:hanging="360"/>
+      </w:pPr>
+      <w:rPr>
+        <w:rFonts w:ascii="Symbol" w:hAnsi="Symbol" w:hint="default"/>
+      </w:rPr>
+    </w:lvl>
+    <w:lvl w:ilvl="4" w:tplc="04100003" w:tentative="1">
+      <w:start w:val="1"/>
+      <w:numFmt w:val="bullet"/>
+      <w:lvlText w:val="o"/>
+      <w:lvlJc w:val="left"/>
+      <w:pPr>
+        <w:ind w:left="3600" w:hanging="360"/>
+      </w:pPr>
+      <w:rPr>
+        <w:rFonts w:ascii="Courier New" w:hAnsi="Courier New" w:cs="Courier New" w:hint="default"/>
+      </w:rPr>
+    </w:lvl>
+    <w:lvl w:ilvl="5" w:tplc="04100005" w:tentative="1">
+      <w:start w:val="1"/>
+      <w:numFmt w:val="bullet"/>
+      <w:lvlText w:val=""/>
+      <w:lvlJc w:val="left"/>
+      <w:pPr>
+        <w:ind w:left="4320" w:hanging="360"/>
+      </w:pPr>
+      <w:rPr>
+        <w:rFonts w:ascii="Wingdings" w:hAnsi="Wingdings" w:hint="default"/>
+      </w:rPr>
+    </w:lvl>
+    <w:lvl w:ilvl="6" w:tplc="04100001" w:tentative="1">
+      <w:start w:val="1"/>
+      <w:numFmt w:val="bullet"/>
+      <w:lvlText w:val=""/>
+      <w:lvlJc w:val="left"/>
+      <w:pPr>
+        <w:ind w:left="5040" w:hanging="360"/>
+      </w:pPr>
+      <w:rPr>
+        <w:rFonts w:ascii="Symbol" w:hAnsi="Symbol" w:hint="default"/>
+      </w:rPr>
+    </w:lvl>
+    <w:lvl w:ilvl="7" w:tplc="04100003" w:tentative="1">
+      <w:start w:val="1"/>
+      <w:numFmt w:val="bullet"/>
+      <w:lvlText w:val="o"/>
+      <w:lvlJc w:val="left"/>
+      <w:pPr>
+        <w:ind w:left="5760" w:hanging="360"/>
+      </w:pPr>
+      <w:rPr>
+        <w:rFonts w:ascii="Courier New" w:hAnsi="Courier New" w:cs="Courier New" w:hint="default"/>
+      </w:rPr>
+    </w:lvl>
+    <w:lvl w:ilvl="8" w:tplc="04100005" w:tentative="1">
+      <w:start w:val="1"/>
+      <w:numFmt w:val="bullet"/>
+      <w:lvlText w:val=""/>
+      <w:lvlJc w:val="left"/>
+      <w:pPr>
+        <w:ind w:left="6480" w:hanging="360"/>
+      </w:pPr>
+      <w:rPr>
+        <w:rFonts w:ascii="Wingdings" w:hAnsi="Wingdings" w:hint="default"/>
+      </w:rPr>
+    </w:lvl>
+  </w:abstractNum>
+  <w:abstractNum w:abstractNumId="2" w15:restartNumberingAfterBreak="0">
     <w:nsid w:val="5A3A2474"/>
     <w:multiLevelType w:val="multilevel"/>
     <w:tmpl w:val="4F363D1E"/>
@@ -1905,7 +2372,7 @@
       </w:rPr>
     </w:lvl>
   </w:abstractNum>
-  <w:abstractNum w:abstractNumId="2" w15:restartNumberingAfterBreak="0">
+  <w:abstractNum w:abstractNumId="3" w15:restartNumberingAfterBreak="0">
     <w:nsid w:val="7FA64C2A"/>
     <w:multiLevelType w:val="hybridMultilevel"/>
     <w:tmpl w:val="69C4FACA"/>
@@ -2019,13 +2486,16 @@
     </w:lvl>
   </w:abstractNum>
   <w:num w:numId="1" w16cid:durableId="353844223">
-    <w:abstractNumId w:val="1"/>
+    <w:abstractNumId w:val="2"/>
   </w:num>
   <w:num w:numId="2" w16cid:durableId="1344933695">
     <w:abstractNumId w:val="0"/>
   </w:num>
   <w:num w:numId="3" w16cid:durableId="711416904">
-    <w:abstractNumId w:val="2"/>
+    <w:abstractNumId w:val="3"/>
+  </w:num>
+  <w:num w:numId="4" w16cid:durableId="172040454">
+    <w:abstractNumId w:val="1"/>
   </w:num>
 </w:numbering>
 </file>
